--- a/分箱方法论说明.docx
+++ b/分箱方法论说明.docx
@@ -3556,6 +3556,173 @@
     </w:p>
     <w:p>
       <w:pPr>
+        <w:spacing w:line="360" w:lineRule="auto" w:after="80"/>
+        <w:ind w:firstLine="480"/>
+        <w:jc w:val="both"/>
+      </w:pPr>
+      <w:r>
+        <w:rPr>
+          <w:rFonts w:ascii="Times New Roman" w:hAnsi="Times New Roman" w:eastAsia="宋体"/>
+          <w:b w:val="0"/>
+          <w:sz w:val="24"/>
+        </w:rPr>
+        <w:t>以下局限按对上线决策的影响程度分为三级：高——上线前必须解决；中——上线前应明确处理方案；低——持续优化，不阻塞上线。</w:t>
+      </w:r>
+    </w:p>
+    <w:p>
+      <w:pPr>
+        <w:keepNext/>
+        <w:spacing w:before="200" w:after="80"/>
+        <w:shd w:val="clear" w:fill="EAF1F8"/>
+      </w:pPr>
+      <w:r>
+        <w:rPr>
+          <w:rFonts w:ascii="Times New Roman" w:hAnsi="Times New Roman" w:eastAsia="黑体"/>
+          <w:b/>
+          <w:color w:val="1F4E79"/>
+          <w:sz w:val="22"/>
+        </w:rPr>
+        <w:t>高优先级 · 上线前必须解决</w:t>
+      </w:r>
+    </w:p>
+    <w:p>
+      <w:pPr>
+        <w:spacing w:line="336" w:lineRule="auto" w:after="40"/>
+        <w:ind w:left="480" w:hanging="240"/>
+        <w:jc w:val="both"/>
+      </w:pPr>
+      <w:r>
+        <w:rPr>
+          <w:rFonts w:ascii="Times New Roman" w:hAnsi="Times New Roman" w:eastAsia="宋体"/>
+          <w:b w:val="0"/>
+          <w:sz w:val="24"/>
+        </w:rPr>
+        <w:t>• 拒绝样本与选择偏差：三段阈值与约束仅基于已获贷人群（自动通过 + 人工审核通过）的表现，被拒人群无标签、不进入逾期率估计；若模型在被拒人群上排序失效，实际风险可能被系统性低估，未引入拒绝推断或补充样本校准。</w:t>
+      </w:r>
+    </w:p>
+    <w:p>
+      <w:pPr>
+        <w:spacing w:line="336" w:lineRule="auto" w:after="40"/>
+        <w:ind w:left="480" w:hanging="240"/>
+        <w:jc w:val="both"/>
+      </w:pPr>
+      <w:r>
+        <w:rPr>
+          <w:rFonts w:ascii="Times New Roman" w:hAnsi="Times New Roman" w:eastAsia="宋体"/>
+          <w:b w:val="0"/>
+          <w:sz w:val="24"/>
+        </w:rPr>
+        <w:t>• 尾部箱风险估计精度：坏样本量下限 20 仅保证点估计，最坏端箱的 3M30+ 率置信区间宽度可达 ±10~20 个百分点，策略边际风险线可能落入区间内而无法与相邻约束水平可靠区分；未引入置信区间或精确检验（如 Clopper-Pearson）作为达标判定与约束加严的依据。</w:t>
+      </w:r>
+    </w:p>
+    <w:p>
+      <w:pPr>
+        <w:spacing w:line="336" w:lineRule="auto" w:after="40"/>
+        <w:ind w:left="480" w:hanging="240"/>
+        <w:jc w:val="both"/>
+      </w:pPr>
+      <w:r>
+        <w:rPr>
+          <w:rFonts w:ascii="Times New Roman" w:hAnsi="Times New Roman" w:eastAsia="宋体"/>
+          <w:b w:val="0"/>
+          <w:sz w:val="24"/>
+        </w:rPr>
+        <w:t>• 目标函数与约束取值：阈值优化目标仅为累计通过率最大化，未嵌入逾期损失、资金成本与收入模型，也未量化收严 / 放松一档对规模与风险的边际影响；表 6 约束值为示例配置，其业务依据需评审确认。</w:t>
+      </w:r>
+    </w:p>
+    <w:p>
+      <w:pPr>
+        <w:spacing w:line="336" w:lineRule="auto" w:after="40"/>
+        <w:ind w:left="480" w:hanging="240"/>
+        <w:jc w:val="both"/>
+      </w:pPr>
+      <w:r>
+        <w:rPr>
+          <w:rFonts w:ascii="Times New Roman" w:hAnsi="Times New Roman" w:eastAsia="宋体"/>
+          <w:b w:val="0"/>
+          <w:sz w:val="24"/>
+        </w:rPr>
+        <w:t>• 阈值边界取整与上线执行细节（边界落入真实分数值）待细化。</w:t>
+      </w:r>
+    </w:p>
+    <w:p>
+      <w:pPr>
+        <w:keepNext/>
+        <w:spacing w:before="200" w:after="80"/>
+        <w:shd w:val="clear" w:fill="EAF1F8"/>
+      </w:pPr>
+      <w:r>
+        <w:rPr>
+          <w:rFonts w:ascii="Times New Roman" w:hAnsi="Times New Roman" w:eastAsia="黑体"/>
+          <w:b/>
+          <w:color w:val="1F4E79"/>
+          <w:sz w:val="22"/>
+        </w:rPr>
+        <w:t>中优先级 · 上线前应明确处理方案</w:t>
+      </w:r>
+    </w:p>
+    <w:p>
+      <w:pPr>
+        <w:spacing w:line="336" w:lineRule="auto" w:after="40"/>
+        <w:ind w:left="480" w:hanging="240"/>
+        <w:jc w:val="both"/>
+      </w:pPr>
+      <w:r>
+        <w:rPr>
+          <w:rFonts w:ascii="Times New Roman" w:hAnsi="Times New Roman" w:eastAsia="宋体"/>
+          <w:b w:val="0"/>
+          <w:sz w:val="24"/>
+        </w:rPr>
+        <w:t>• 分箱保鲜期与刷新机制：边界与阈值绑定当前 score_mlt 版本，模型重构、重校准或客群结构变化后边界逐步退化；未定义定期重估周期、刷新触发条件及新旧分箱并轨验证（shadow）安排。</w:t>
+      </w:r>
+    </w:p>
+    <w:p>
+      <w:pPr>
+        <w:spacing w:line="336" w:lineRule="auto" w:after="40"/>
+        <w:ind w:left="480" w:hanging="240"/>
+        <w:jc w:val="both"/>
+      </w:pPr>
+      <w:r>
+        <w:rPr>
+          <w:rFonts w:ascii="Times New Roman" w:hAnsi="Times New Roman" w:eastAsia="宋体"/>
+          <w:b w:val="0"/>
+          <w:sz w:val="24"/>
+        </w:rPr>
+        <w:t>• 账龄结构干扰：1M30+ / 3M30+ 需要 1~3 个月观察窗，Train 尾部与 OOT 前期账龄未成熟、成熟率低，月度稳定性与分月指标易受账龄结构变化（而非真实风险变化）干扰；未按账龄分层复核成熟度充分性。</w:t>
+      </w:r>
+    </w:p>
+    <w:p>
+      <w:pPr>
+        <w:spacing w:line="336" w:lineRule="auto" w:after="40"/>
+        <w:ind w:left="480" w:hanging="240"/>
+        <w:jc w:val="both"/>
+      </w:pPr>
+      <w:r>
+        <w:rPr>
+          <w:rFonts w:ascii="Times New Roman" w:hAnsi="Times New Roman" w:eastAsia="宋体"/>
+          <w:b w:val="0"/>
+          <w:sz w:val="24"/>
+        </w:rPr>
+        <w:t>• 当前仅输出一套“平衡型”策略，未做保守 / 增长多策略对比与人工审核产能约束的联动分析。</w:t>
+      </w:r>
+    </w:p>
+    <w:p>
+      <w:pPr>
+        <w:spacing w:line="336" w:lineRule="auto" w:after="40"/>
+        <w:ind w:left="480" w:hanging="240"/>
+        <w:jc w:val="both"/>
+      </w:pPr>
+      <w:r>
+        <w:rPr>
+          <w:rFonts w:ascii="Times New Roman" w:hAnsi="Times New Roman" w:eastAsia="宋体"/>
+          <w:b w:val="0"/>
+          <w:sz w:val="24"/>
+        </w:rPr>
+        <w:t>• 金额口径依赖剩余本金估计字段，其估计准确性直接影响金额指标可信度。</w:t>
+      </w:r>
+    </w:p>
+    <w:p>
+      <w:pPr>
         <w:spacing w:line="336" w:lineRule="auto" w:after="40"/>
         <w:ind w:left="480" w:hanging="240"/>
         <w:jc w:val="both"/>
@@ -3567,6 +3734,37 @@
           <w:sz w:val="24"/>
         </w:rPr>
         <w:t>• 候选评分权重与 PSI 偏好线（0.05）、可接受线（0.10）、Validation 容忍倒挂（0.3pp）等经验值，未做系统性敏感性分析。</w:t>
+      </w:r>
+    </w:p>
+    <w:p>
+      <w:pPr>
+        <w:keepNext/>
+        <w:spacing w:before="200" w:after="80"/>
+        <w:shd w:val="clear" w:fill="EAF1F8"/>
+      </w:pPr>
+      <w:r>
+        <w:rPr>
+          <w:rFonts w:ascii="Times New Roman" w:hAnsi="Times New Roman" w:eastAsia="黑体"/>
+          <w:b/>
+          <w:color w:val="1F4E79"/>
+          <w:sz w:val="22"/>
+        </w:rPr>
+        <w:t>低优先级 · 持续优化</w:t>
+      </w:r>
+    </w:p>
+    <w:p>
+      <w:pPr>
+        <w:spacing w:line="336" w:lineRule="auto" w:after="40"/>
+        <w:ind w:left="480" w:hanging="240"/>
+        <w:jc w:val="both"/>
+      </w:pPr>
+      <w:r>
+        <w:rPr>
+          <w:rFonts w:ascii="Times New Roman" w:hAnsi="Times New Roman" w:eastAsia="宋体"/>
+          <w:b w:val="0"/>
+          <w:sz w:val="24"/>
+        </w:rPr>
+        <w:t>• 候选择优的抽样稳定性：候选评分与选择仅在 Development 单一样本上执行一次，未用 bootstrap / 子样本扰动验证最优方案与箱边界是否会翻转；最优与次优候选得分接近时结论稳健性未知。</w:t>
       </w:r>
     </w:p>
     <w:p>
@@ -3597,51 +3795,6 @@
           <w:sz w:val="24"/>
         </w:rPr>
         <w:t>• 单调性仅做相邻箱检查，无全局趋势检验（如 Cochran-Armitage）；金额口径单调性未纳入硬约束。</w:t>
-      </w:r>
-    </w:p>
-    <w:p>
-      <w:pPr>
-        <w:spacing w:line="336" w:lineRule="auto" w:after="40"/>
-        <w:ind w:left="480" w:hanging="240"/>
-        <w:jc w:val="both"/>
-      </w:pPr>
-      <w:r>
-        <w:rPr>
-          <w:rFonts w:ascii="Times New Roman" w:hAnsi="Times New Roman" w:eastAsia="宋体"/>
-          <w:b w:val="0"/>
-          <w:sz w:val="24"/>
-        </w:rPr>
-        <w:t>• 金额口径依赖剩余本金估计字段，其估计准确性直接影响金额指标可信度。</w:t>
-      </w:r>
-    </w:p>
-    <w:p>
-      <w:pPr>
-        <w:spacing w:line="336" w:lineRule="auto" w:after="40"/>
-        <w:ind w:left="480" w:hanging="240"/>
-        <w:jc w:val="both"/>
-      </w:pPr>
-      <w:r>
-        <w:rPr>
-          <w:rFonts w:ascii="Times New Roman" w:hAnsi="Times New Roman" w:eastAsia="宋体"/>
-          <w:b w:val="0"/>
-          <w:sz w:val="24"/>
-        </w:rPr>
-        <w:t>• 当前仅输出一套“平衡型”策略，未做保守 / 增长多策略对比与人工审核产能约束的联动分析。</w:t>
-      </w:r>
-    </w:p>
-    <w:p>
-      <w:pPr>
-        <w:spacing w:line="336" w:lineRule="auto" w:after="40"/>
-        <w:ind w:left="480" w:hanging="240"/>
-        <w:jc w:val="both"/>
-      </w:pPr>
-      <w:r>
-        <w:rPr>
-          <w:rFonts w:ascii="Times New Roman" w:hAnsi="Times New Roman" w:eastAsia="宋体"/>
-          <w:b w:val="0"/>
-          <w:sz w:val="24"/>
-        </w:rPr>
-        <w:t>• 阈值边界取整与上线执行细节（边界落入真实分数值）待细化。</w:t>
       </w:r>
     </w:p>
     <w:p>
